--- a/data/tnx_correlation_bottom_line.docx
+++ b/data/tnx_correlation_bottom_line.docx
@@ -4,7 +4,7 @@
   <w:body>
     <w:p>
       <w:r>
-        <w:t>Rates correlations: Across major equity indexes, 30-day correlations with the 10-year yield are modestly negative, indicating that recent stock moves have generally struggled on days when yields rise, with the effect most pronounced in small caps and financials. Utilities stand out with a concentrated and consistently strong negative link to rates across all windows, underscoring their role as the most rate-sensitive equity sector in this set. The near-zero 90-day readings for the large-cap benchmarks suggest that, over a longer horizon, the day-to-day push and pull from yields has largely washed out.</w:t>
+        <w:t>Rates correlations: The S&amp;P 500, Nasdaq 100, and Russell 2000 show moderate negative correlations with the 10Y Treasury yield over 30 days, suggesting a sensitivity to interest rate movements, albeit less pronounced than utilities. Utilities exhibit a strong negative correlation, indicating a concentrated sensitivity to rates among defensive sectors. Financials demonstrate lower sensitivity, while longer-term assets reveal a remarkably strong negative connection, highlighting their distinct responsiveness to rate changes.</w:t>
       </w:r>
     </w:p>
     <w:sectPr>

--- a/data/tnx_correlation_bottom_line.docx
+++ b/data/tnx_correlation_bottom_line.docx
@@ -4,7 +4,7 @@
   <w:body>
     <w:p>
       <w:r>
-        <w:t>Rates correlations: The S&amp;P 500, Nasdaq 100, and Russell 2000 show moderate negative correlations with the 10Y Treasury yield over 30 days, suggesting a sensitivity to interest rate movements, albeit less pronounced than utilities. Utilities exhibit a strong negative correlation, indicating a concentrated sensitivity to rates among defensive sectors. Financials demonstrate lower sensitivity, while longer-term assets reveal a remarkably strong negative connection, highlighting their distinct responsiveness to rate changes.</w:t>
+        <w:t>Rates correlations: Over the last 30 days, rate sensitivity is broad but uneven, with Utilities showing the most concentrated negative linkage to yields, while the S&amp;P 500, Nasdaq 100, Russell 2000, and Financials all lean moderately negative. The 15-day window points to an especially strong recent drag from higher yields on Utilities, while the 90-day readings near zero for most equity indexes suggest that this influence has not been consistently persistent over the quarter.</w:t>
       </w:r>
     </w:p>
     <w:sectPr>

--- a/data/tnx_correlation_bottom_line.docx
+++ b/data/tnx_correlation_bottom_line.docx
@@ -4,7 +4,7 @@
   <w:body>
     <w:p>
       <w:r>
-        <w:t>Rates correlations: Over the last 30 days, rate sensitivity is broad but uneven, with Utilities showing the most concentrated negative linkage to yields, while the S&amp;P 500, Nasdaq 100, Russell 2000, and Financials all lean moderately negative. The 15-day window points to an especially strong recent drag from higher yields on Utilities, while the 90-day readings near zero for most equity indexes suggest that this influence has not been consistently persistent over the quarter.</w:t>
+        <w:t>Rates correlations: Over the past 30 days, utilities stand out with a concentrated negative sensitivity to moves in the 10-year yield, while the Russell 2000, S&amp;P 500, and financials show moderate but less extreme negative links. The Nasdaq 100’s 30-day correlation is relatively contained, suggesting its recent equity swings have been less directly tied to rate moves than other major indices. Shorter-term (15-day) readings generally lean more negative, while 90-day averages sit closer to zero, highlighting that the current rate sensitivity is more pronounced in the near term than over the past quarter.</w:t>
       </w:r>
     </w:p>
     <w:sectPr>

--- a/data/tnx_correlation_bottom_line.docx
+++ b/data/tnx_correlation_bottom_line.docx
@@ -4,7 +4,7 @@
   <w:body>
     <w:p>
       <w:r>
-        <w:t>Rates correlations: Over the past 30 days, utilities stand out with a concentrated negative sensitivity to moves in the 10-year yield, while the Russell 2000, S&amp;P 500, and financials show moderate but less extreme negative links. The Nasdaq 100’s 30-day correlation is relatively contained, suggesting its recent equity swings have been less directly tied to rate moves than other major indices. Shorter-term (15-day) readings generally lean more negative, while 90-day averages sit closer to zero, highlighting that the current rate sensitivity is more pronounced in the near term than over the past quarter.</w:t>
+        <w:t>Rates correlations: Over the past 30 days, rate sensitivity is most concentrated in Utilities, where returns have moved clearly opposite 10Y yields, while broad indices show only moderate negative linkage. The S&amp;P 500, Nasdaq 100, and Financials have relatively mild 30D correlations to yields, and their 90D readings hover near zero, suggesting only limited and recently developed rate influence. The Russell 2000 shows a more persistent negative relationship to yields than the large‑cap benchmarks, but still well below Utilities in terms of rate-driven moves.</w:t>
       </w:r>
     </w:p>
     <w:sectPr>

--- a/data/tnx_correlation_bottom_line.docx
+++ b/data/tnx_correlation_bottom_line.docx
@@ -4,7 +4,7 @@
   <w:body>
     <w:p>
       <w:r>
-        <w:t>Rates correlations: Over the past 30 days, rate sensitivity is most concentrated in Utilities, where returns have moved clearly opposite 10Y yields, while broad indices show only moderate negative linkage. The S&amp;P 500, Nasdaq 100, and Financials have relatively mild 30D correlations to yields, and their 90D readings hover near zero, suggesting only limited and recently developed rate influence. The Russell 2000 shows a more persistent negative relationship to yields than the large‑cap benchmarks, but still well below Utilities in terms of rate-driven moves.</w:t>
+        <w:t>Rates correlations: Over the past 30 days, equities generally moved opposite 10-year yields, with the Russell 2000 showing the strongest negative equity linkage and the S&amp;P and Nasdaq somewhat less rate-sensitive. Financials are also negatively tied to yields on this window, suggesting they have not been acting as a clear beneficiary of higher rates. Utilities stand out with a concentrated and consistently strong negative correlation across 15D, 30D, and 90D, underscoring their bond-like sensitivity to moves in yields.</w:t>
       </w:r>
     </w:p>
     <w:sectPr>

--- a/data/tnx_correlation_bottom_line.docx
+++ b/data/tnx_correlation_bottom_line.docx
@@ -4,7 +4,7 @@
   <w:body>
     <w:p>
       <w:r>
-        <w:t>Rates correlations: Over the past 30 days, equities generally moved opposite 10-year yields, with the Russell 2000 showing the strongest negative equity linkage and the S&amp;P and Nasdaq somewhat less rate-sensitive. Financials are also negatively tied to yields on this window, suggesting they have not been acting as a clear beneficiary of higher rates. Utilities stand out with a concentrated and consistently strong negative correlation across 15D, 30D, and 90D, underscoring their bond-like sensitivity to moves in yields.</w:t>
+        <w:t>Rates correlations: Over the past 30 days, Utilities show the most concentrated equity-rate sensitivity, with a consistently strong negative link to yields across 15D, 30D, and 90D windows. The S&amp;P 500, Nasdaq 100, Russell 2000, and Financials all lean moderately negative to yields on a 30D basis, but their mixed 15D and near-zero 90D readings suggest more variable, less stable rate sensitivity.</w:t>
       </w:r>
     </w:p>
     <w:sectPr>

--- a/data/tnx_correlation_bottom_line.docx
+++ b/data/tnx_correlation_bottom_line.docx
@@ -4,7 +4,7 @@
   <w:body>
     <w:p>
       <w:r>
-        <w:t>Rates correlations: Over the past 30 days, Utilities show the most concentrated equity-rate sensitivity, with a consistently strong negative link to yields across 15D, 30D, and 90D windows. The S&amp;P 500, Nasdaq 100, Russell 2000, and Financials all lean moderately negative to yields on a 30D basis, but their mixed 15D and near-zero 90D readings suggest more variable, less stable rate sensitivity.</w:t>
+        <w:t>Rates correlations: Over the past 30 days, rate sensitivity is broadly negative across major equity sectors, with Utilities showing the most concentrated equity-side linkage to yields and small caps (Russell 2000) close behind. The S&amp;P 500, Nasdaq 100, and Financials are all moderately inversely tied to moves in the 10-year, signaling that recent equity gains have generally come when yields ease. The near-zero 90-day correlations for most indices suggest that this pattern is more of a recent development than a persistent feature over the last quarter.</w:t>
       </w:r>
     </w:p>
     <w:sectPr>

--- a/data/tnx_correlation_bottom_line.docx
+++ b/data/tnx_correlation_bottom_line.docx
@@ -4,7 +4,7 @@
   <w:body>
     <w:p>
       <w:r>
-        <w:t>Rates correlations: Over the past 30 days, rate sensitivity is broadly negative across major equity sectors, with Utilities showing the most concentrated equity-side linkage to yields and small caps (Russell 2000) close behind. The S&amp;P 500, Nasdaq 100, and Financials are all moderately inversely tied to moves in the 10-year, signaling that recent equity gains have generally come when yields ease. The near-zero 90-day correlations for most indices suggest that this pattern is more of a recent development than a persistent feature over the last quarter.</w:t>
+        <w:t>Rates correlations: Over the last 30 days, most major equity and sector benchmarks have shown a clear negative relationship with 10-year yields, suggesting broad equity weakness when rates rise. Rate sensitivity is most concentrated in small caps and utilities, where 30D correlations are near the lows of this group and the 15D readings also lean negative. The mixed 90D correlations versus the more consistently negative 30D readings indicate that this rate sensitivity has sharpened more recently rather than being a persistent longer-term pattern.</w:t>
       </w:r>
     </w:p>
     <w:sectPr>

--- a/data/tnx_correlation_bottom_line.docx
+++ b/data/tnx_correlation_bottom_line.docx
@@ -4,7 +4,7 @@
   <w:body>
     <w:p>
       <w:r>
-        <w:t>Rates correlations: Over the last 30 days, most major equity and sector benchmarks have shown a clear negative relationship with 10-year yields, suggesting broad equity weakness when rates rise. Rate sensitivity is most concentrated in small caps and utilities, where 30D correlations are near the lows of this group and the 15D readings also lean negative. The mixed 90D correlations versus the more consistently negative 30D readings indicate that this rate sensitivity has sharpened more recently rather than being a persistent longer-term pattern.</w:t>
+        <w:t>Rates correlations: Over the past 30 days, broad U. S. equities and sectors all show moderate negative sensitivity to 10-year yields, with the S&amp;P 500, Nasdaq 100, Russell 2000, Financials, and Utilities each moving somewhat inversely to rate changes. This suggests equity performance has recently tended to soften when yields rise, with that relationship more pronounced in the 30D window than in the shorter 15D or longer 90D views.</w:t>
       </w:r>
     </w:p>
     <w:sectPr>

--- a/data/tnx_correlation_bottom_line.docx
+++ b/data/tnx_correlation_bottom_line.docx
@@ -4,7 +4,7 @@
   <w:body>
     <w:p>
       <w:r>
-        <w:t>Rates correlations: Over the past 30 days, broad U. S. equities and sectors all show moderate negative sensitivity to 10-year yields, with the S&amp;P 500, Nasdaq 100, Russell 2000, Financials, and Utilities each moving somewhat inversely to rate changes. This suggests equity performance has recently tended to soften when yields rise, with that relationship more pronounced in the 30D window than in the shorter 15D or longer 90D views.</w:t>
+        <w:t>Rates correlations: Across equities and sectors, 30-day correlations to the 10-year yield are moderately negative (around -0.03), indicating that recent equity and sector moves have generally leaned to benefit when yields ease. The tech-heavy Nasdaq 100, broad S&amp;P 500, and small caps all show similar 30-day rate sensitivity, rather than any one equity segment dominating. Shorter (15-day) and longer (90-day) windows are much closer to zero, suggesting that this rate linkage has been more pronounced in the intermediate-term than in very recent or longer-run data.</w:t>
       </w:r>
     </w:p>
     <w:sectPr>

--- a/data/tnx_correlation_bottom_line.docx
+++ b/data/tnx_correlation_bottom_line.docx
@@ -4,7 +4,7 @@
   <w:body>
     <w:p>
       <w:r>
-        <w:t>Rates correlations: Over the past 30 days, equity index sensitivity to 10-year yields is modest and mostly negative, with the Nasdaq 100 showing the clearest tilt: tech has generally struggled on days when yields rise. The S&amp;P 500 and Russell 2000 also lean mildly negative to rates, while Utilities show a similar but slightly weaker pattern. Financials stand out with relatively contained 30D rate sensitivity, suggesting their day-to-day moves have been less tightly tied to yield shifts than the broader market.</w:t>
+        <w:t>Rates correlations: Over the past 30 days, broad equities and sectors have shown only modest, mostly negative sensitivity to 10-year yields, with the S&amp;P 500, Nasdaq 100, Russell 2000, and Utilities all slightly leaning inverse but not tightly linked. The Nasdaq 100 and Utilities show the clearest negative 30D relationship, while Financials stand out for having relatively contained rate sensitivity in this window. Shorter (15D) and longer (90D) snapshots are mixed, reinforcing that equity rate sensitivity has been shallow and unstable rather than consistently one-sided.</w:t>
       </w:r>
     </w:p>
     <w:sectPr>

--- a/data/tnx_correlation_bottom_line.docx
+++ b/data/tnx_correlation_bottom_line.docx
@@ -4,7 +4,7 @@
   <w:body>
     <w:p>
       <w:r>
-        <w:t>Rates correlations: Over the past 30 days, broad equities and sectors have shown only modest, mostly negative sensitivity to 10-year yields, with the S&amp;P 500, Nasdaq 100, Russell 2000, and Utilities all slightly leaning inverse but not tightly linked. The Nasdaq 100 and Utilities show the clearest negative 30D relationship, while Financials stand out for having relatively contained rate sensitivity in this window. Shorter (15D) and longer (90D) snapshots are mixed, reinforcing that equity rate sensitivity has been shallow and unstable rather than consistently one-sided.</w:t>
+        <w:t>Rates correlations: Over the past 30 days, rate sensitivity is broadly negative across major equities, with the Nasdaq 100 showing the most concentrated equity linkage to higher yields and the S&amp;P 500 and Russell 2000 also tilting modestly inverse. Utilities have swung from a positive 15D link to a clearly negative 30D reading, underscoring how quickly their rate exposure can flip. Financials stand out for having relatively contained 30D sensitivity, suggesting their daily moves have been less tightly tied to shifts in the 10-year yield than other sectors and indexes.</w:t>
       </w:r>
     </w:p>
     <w:sectPr>

--- a/data/tnx_correlation_bottom_line.docx
+++ b/data/tnx_correlation_bottom_line.docx
@@ -4,7 +4,7 @@
   <w:body>
     <w:p>
       <w:r>
-        <w:t>Rates correlations: Over the past 30 days, rate sensitivity is broadly negative across major equities, with the Nasdaq 100 showing the most concentrated equity linkage to higher yields and the S&amp;P 500 and Russell 2000 also tilting modestly inverse. Utilities have swung from a positive 15D link to a clearly negative 30D reading, underscoring how quickly their rate exposure can flip. Financials stand out for having relatively contained 30D sensitivity, suggesting their daily moves have been less tightly tied to shifts in the 10-year yield than other sectors and indexes.</w:t>
+        <w:t>Rates correlations: Equity index and sector sensitivity to the 10-year yield remains fairly contained on a 30-day basis, with all major groups showing only mild linkage to rate moves. The Nasdaq 100 is the most rate‑responsive equity benchmark here, with a more noticeable negative 30-day correlation than the S&amp;P 500 or Russell 2000, implying tech and growth names have been more prone to trade inversely with yields. Utilities have flipped from a positive 15-day association with yields to a mildly negative 30-day reading, suggesting their rate sensitivity has been unstable rather than consistently defensive. Overall, rate influence across these equity segments is dispersed rather than concentrated in any single non-bond asset.</w:t>
       </w:r>
     </w:p>
     <w:sectPr>

--- a/data/tnx_correlation_bottom_line.docx
+++ b/data/tnx_correlation_bottom_line.docx
@@ -4,7 +4,7 @@
   <w:body>
     <w:p>
       <w:r>
-        <w:t>Rates correlations: Equity index and sector sensitivity to the 10-year yield remains fairly contained on a 30-day basis, with all major groups showing only mild linkage to rate moves. The Nasdaq 100 is the most rate‑responsive equity benchmark here, with a more noticeable negative 30-day correlation than the S&amp;P 500 or Russell 2000, implying tech and growth names have been more prone to trade inversely with yields. Utilities have flipped from a positive 15-day association with yields to a mildly negative 30-day reading, suggesting their rate sensitivity has been unstable rather than consistently defensive. Overall, rate influence across these equity segments is dispersed rather than concentrated in any single non-bond asset.</w:t>
+        <w:t>Rates correlations: Over the past 30 days, broad U. S. equities and sectors show only mild day‑to‑day linkage to the 10-year yield, with all listed equity and sector correlations sitting in a contained range. The Nasdaq 100 is the most rate‑sensitive of the equity indices on this window, tilting modestly negative to rising yields, while the S&amp;P 500 and Russell 2000 sit closer to neutral.</w:t>
       </w:r>
     </w:p>
     <w:sectPr>

--- a/data/tnx_correlation_bottom_line.docx
+++ b/data/tnx_correlation_bottom_line.docx
@@ -4,7 +4,7 @@
   <w:body>
     <w:p>
       <w:r>
-        <w:t>Rates correlations: Over the past 30 days, broad U. S. equities and sectors show only mild day‑to‑day linkage to the 10-year yield, with all listed equity and sector correlations sitting in a contained range. The Nasdaq 100 is the most rate‑sensitive of the equity indices on this window, tilting modestly negative to rising yields, while the S&amp;P 500 and Russell 2000 sit closer to neutral.</w:t>
+        <w:t>Rates correlations: Over the past 30 days, broad U. S. equities (S&amp;P 500, Nasdaq 100, Russell 2000) and sector ETFs show only contained day-to-day sensitivity to moves in the 10Y yield, with sign and size of correlations shifting modestly across 15D and 90D windows. Utilities stand out slightly as the most rate‑sensitive equity sector in this set, tilting negative vs.</w:t>
       </w:r>
     </w:p>
     <w:sectPr>

--- a/data/tnx_correlation_bottom_line.docx
+++ b/data/tnx_correlation_bottom_line.docx
@@ -4,7 +4,7 @@
   <w:body>
     <w:p>
       <w:r>
-        <w:t>Rates correlations: Over the past 30 days, broad U. S. equities (S&amp;P 500, Nasdaq 100, Russell 2000) and sector ETFs show only contained day-to-day sensitivity to moves in the 10Y yield, with sign and size of correlations shifting modestly across 15D and 90D windows. Utilities stand out slightly as the most rate‑sensitive equity sector in this set, tilting negative vs.</w:t>
+        <w:t>Rates correlations: Over the last 30 days, equity and sector returns show only modest day‑to‑day linkage to 10-year yields, with all listed indices and sectors sitting in a low-sensitivity band. The Nasdaq 100 and Utilities lean somewhat more negatively correlated to rates than the broad S&amp;P and Russell 2000, hinting at a bit more pressure when yields tick higher. Financials remain only mildly positively tied to yields on this window, suggesting that rate moves are not the dominant driver for the sector right now.</w:t>
       </w:r>
     </w:p>
     <w:sectPr>

--- a/data/tnx_correlation_bottom_line.docx
+++ b/data/tnx_correlation_bottom_line.docx
@@ -4,7 +4,7 @@
   <w:body>
     <w:p>
       <w:r>
-        <w:t>Rates correlations: Over the last 30 days, equity and sector returns show only modest day‑to‑day linkage to 10-year yields, with all listed indices and sectors sitting in a low-sensitivity band. The Nasdaq 100 and Utilities lean somewhat more negatively correlated to rates than the broad S&amp;P and Russell 2000, hinting at a bit more pressure when yields tick higher. Financials remain only mildly positively tied to yields on this window, suggesting that rate moves are not the dominant driver for the sector right now.</w:t>
+        <w:t>Rates correlations: Over the past 30 days, equity index returns have been moderately negatively linked to 10-year yields, with tech-heavy Nasdaq and the S&amp;P 500 showing the most pronounced rate sensitivity among the major indices and small caps less so. Utilities and financials both show relatively mild 30-day correlations, suggesting more limited and less consistent day-to-day rate impact on those sectors compared with broad equities. Recent 15-day readings lean a bit more negative for the large cap indices, while the near-zero 90-day correlations for most equities indicate that this sensitivity has been more of a shorter-term pattern than a persistent one.</w:t>
       </w:r>
     </w:p>
     <w:sectPr>

--- a/data/tnx_correlation_bottom_line.docx
+++ b/data/tnx_correlation_bottom_line.docx
@@ -4,7 +4,7 @@
   <w:body>
     <w:p>
       <w:r>
-        <w:t>Rates correlations: Over the past 30 days, equity index returns have been moderately negatively linked to 10-year yields, with tech-heavy Nasdaq and the S&amp;P 500 showing the most pronounced rate sensitivity among the major indices and small caps less so. Utilities and financials both show relatively mild 30-day correlations, suggesting more limited and less consistent day-to-day rate impact on those sectors compared with broad equities. Recent 15-day readings lean a bit more negative for the large cap indices, while the near-zero 90-day correlations for most equities indicate that this sensitivity has been more of a shorter-term pattern than a persistent one.</w:t>
+        <w:t>Rates correlations: Over the last 30 days, broad U. S. equities show a moderate negative relationship to 10-year yields, with sensitivity most pronounced in the Nasdaq and S&amp;P and somewhat milder in small caps. This suggests recent equity moves have generally benefited when yields fall, especially in growth-heavy benchmarks.</w:t>
       </w:r>
     </w:p>
     <w:sectPr>

--- a/data/tnx_correlation_bottom_line.docx
+++ b/data/tnx_correlation_bottom_line.docx
@@ -4,7 +4,7 @@
   <w:body>
     <w:p>
       <w:r>
-        <w:t>Rates correlations: Over the last 30 days, broad U. S. equities show a moderate negative relationship to 10-year yields, with sensitivity most pronounced in the Nasdaq and S&amp;P and somewhat milder in small caps. This suggests recent equity moves have generally benefited when yields fall, especially in growth-heavy benchmarks.</w:t>
+        <w:t>Rates correlations: Over the last 30 days, equity indices have shown a moderate negative linkage to moves in the 10-year yield, with the Nasdaq and S&amp;P 500 displaying the clearest rate sensitivity and small caps somewhat less so. Financials and Utilities show only contained rate sensitivity on this window, suggesting their day-to-day moves have been less tied to yield changes. Compared with the mild 90-day readings, the recent 15–30 day patterns point to more concentrated rate influence in large-cap growth benchmarks than in sector ETFs.</w:t>
       </w:r>
     </w:p>
     <w:sectPr>

--- a/data/tnx_correlation_bottom_line.docx
+++ b/data/tnx_correlation_bottom_line.docx
@@ -4,7 +4,7 @@
   <w:body>
     <w:p>
       <w:r>
-        <w:t>Rates correlations: Over the last 30 days, equity indices have shown a moderate negative linkage to moves in the 10-year yield, with the Nasdaq and S&amp;P 500 displaying the clearest rate sensitivity and small caps somewhat less so. Financials and Utilities show only contained rate sensitivity on this window, suggesting their day-to-day moves have been less tied to yield changes. Compared with the mild 90-day readings, the recent 15–30 day patterns point to more concentrated rate influence in large-cap growth benchmarks than in sector ETFs.</w:t>
+        <w:t>Rates correlations: Equity index returns are moderately negative vs the 10-year over 30 days, with the Nasdaq 100 showing the most concentrated rate sensitivity and the S&amp;P 500 close behind, while the Russell 2000 is less tied to yield moves. The 15-day window shows even more negative equity-rate linkages, suggesting recent stock moves have leaned more inversely on yields than the 1‑month average. Financials and utilities both exhibit contained 30-day sensitivity to rates, and their mixed short-term signs point to more idiosyncratic drivers than pure yield effects.</w:t>
       </w:r>
     </w:p>
     <w:sectPr>

--- a/data/tnx_correlation_bottom_line.docx
+++ b/data/tnx_correlation_bottom_line.docx
@@ -4,7 +4,7 @@
   <w:body>
     <w:p>
       <w:r>
-        <w:t>Rates correlations: Equity index returns are moderately negative vs the 10-year over 30 days, with the Nasdaq 100 showing the most concentrated rate sensitivity and the S&amp;P 500 close behind, while the Russell 2000 is less tied to yield moves. The 15-day window shows even more negative equity-rate linkages, suggesting recent stock moves have leaned more inversely on yields than the 1‑month average. Financials and utilities both exhibit contained 30-day sensitivity to rates, and their mixed short-term signs point to more idiosyncratic drivers than pure yield effects.</w:t>
+        <w:t>Rates correlations: Over the last 30 trading days, large-cap US equities—especially the Nasdaq 100 and S&amp;P 500—show a clear, moderate inverse linkage to 10-year yields, while small caps, financials, and utilities exhibit only mild rate sensitivity. The tech-heavy Nasdaq 100 stands out as the most rate-sensitive equity index in this window, suggesting that recent equity-rate dynamics are relatively concentrated in growth-oriented large caps. Over 15 days that negative linkage is even a bit stronger, while the 90-day readings drift closer to zero, underscoring how this rate sensitivity has emerged more in the shorter-term data than in the longer lookback.</w:t>
       </w:r>
     </w:p>
     <w:sectPr>

--- a/data/tnx_correlation_bottom_line.docx
+++ b/data/tnx_correlation_bottom_line.docx
@@ -4,7 +4,7 @@
   <w:body>
     <w:p>
       <w:r>
-        <w:t>Rates correlations: Over the last 30 trading days, large-cap US equities—especially the Nasdaq 100 and S&amp;P 500—show a clear, moderate inverse linkage to 10-year yields, while small caps, financials, and utilities exhibit only mild rate sensitivity. The tech-heavy Nasdaq 100 stands out as the most rate-sensitive equity index in this window, suggesting that recent equity-rate dynamics are relatively concentrated in growth-oriented large caps. Over 15 days that negative linkage is even a bit stronger, while the 90-day readings drift closer to zero, underscoring how this rate sensitivity has emerged more in the shorter-term data than in the longer lookback.</w:t>
+        <w:t>Rates correlations: Over the past 30 trading days, large-cap U. S. equities, especially the Nasdaq 100, show a clear negative linkage to moves in the 10-year yield, indicating growth and tech names have been most sensitive to rate changes. The S&amp;P 500 echoes this pattern, while the Russell 2000 and Financials display only contained rate sensitivity, suggesting their day-to-day moves have been less driven by yields.</w:t>
       </w:r>
     </w:p>
     <w:sectPr>

--- a/data/tnx_correlation_bottom_line.docx
+++ b/data/tnx_correlation_bottom_line.docx
@@ -4,7 +4,7 @@
   <w:body>
     <w:p>
       <w:r>
-        <w:t>Rates correlations: Over the past 30 trading days, large-cap U. S. equities, especially the Nasdaq 100, show a clear negative linkage to moves in the 10-year yield, indicating growth and tech names have been most sensitive to rate changes. The S&amp;P 500 echoes this pattern, while the Russell 2000 and Financials display only contained rate sensitivity, suggesting their day-to-day moves have been less driven by yields.</w:t>
+        <w:t>Rates correlations: Over the last 30 trading days, large-cap U. S. equities—especially the Nasdaq 100—show a clear but moderate tendency to move opposite 10-year yields, while the S&amp;P 500 behaves similarly but slightly less sensitively. Small caps, Financials, and Utilities all show relatively contained 30D rate sensitivity, with correlations close to zero, and their 15D and 90D readings stay similarly muted.</w:t>
       </w:r>
     </w:p>
     <w:sectPr>

--- a/data/tnx_correlation_bottom_line.docx
+++ b/data/tnx_correlation_bottom_line.docx
@@ -4,7 +4,7 @@
   <w:body>
     <w:p>
       <w:r>
-        <w:t>Rates correlations: Over the last 30 trading days, large-cap U. S. equities—especially the Nasdaq 100—show a clear but moderate tendency to move opposite 10-year yields, while the S&amp;P 500 behaves similarly but slightly less sensitively. Small caps, Financials, and Utilities all show relatively contained 30D rate sensitivity, with correlations close to zero, and their 15D and 90D readings stay similarly muted.</w:t>
+        <w:t>Rates correlations: Over the last 30 trading days, rate sensitivity is concentrated in the large-cap equity benchmarks, with both the S&amp;P 500 and Nasdaq 100 showing moderately negative correlations to rising 10-year yields, while the Russell 2000, Financials, and Utilities sit in a much weaker band. The 15-day window shows this negative linkage for SPX and NDX has recently intensified, whereas the 90-day readings hovering near zero suggest that this relationship has not been consistently persistent over the longer lookback.</w:t>
       </w:r>
     </w:p>
     <w:sectPr>

--- a/data/tnx_correlation_bottom_line.docx
+++ b/data/tnx_correlation_bottom_line.docx
@@ -4,7 +4,7 @@
   <w:body>
     <w:p>
       <w:r>
-        <w:t>Rates correlations: Over the last 30 trading days, rate sensitivity is concentrated in the large-cap equity benchmarks, with both the S&amp;P 500 and Nasdaq 100 showing moderately negative correlations to rising 10-year yields, while the Russell 2000, Financials, and Utilities sit in a much weaker band. The 15-day window shows this negative linkage for SPX and NDX has recently intensified, whereas the 90-day readings hovering near zero suggest that this relationship has not been consistently persistent over the longer lookback.</w:t>
+        <w:t>Rates correlations: Over the last 30 trading days, the S&amp;P 500 and Nasdaq 100 show the clearest equity sensitivity to 10-year yields, with moderately negative correlations that suggest higher rates have recently lined up with weaker large-cap and growth-heavy benchmarks. In contrast, the Russell 2000, Financials, and Utilities sit in a contained range versus rates on this 30-day window, implying that equity-rate linkage is not broad-based but more concentrated in the major large-cap indices. The 15-day window shows even more negative correlations for SPX and NDX, hinting at an intensification of this relationship in the very near term, while the 90-day readings hovering near zero for most indices underscore how transient this latest bout of rate sensitivity has been so far.</w:t>
       </w:r>
     </w:p>
     <w:sectPr>

--- a/data/tnx_correlation_bottom_line.docx
+++ b/data/tnx_correlation_bottom_line.docx
@@ -4,7 +4,7 @@
   <w:body>
     <w:p>
       <w:r>
-        <w:t>Rates correlations: Over the last 30 trading days, the S&amp;P 500 and Nasdaq 100 show the clearest equity sensitivity to 10-year yields, with moderately negative correlations that suggest higher rates have recently lined up with weaker large-cap and growth-heavy benchmarks. In contrast, the Russell 2000, Financials, and Utilities sit in a contained range versus rates on this 30-day window, implying that equity-rate linkage is not broad-based but more concentrated in the major large-cap indices. The 15-day window shows even more negative correlations for SPX and NDX, hinting at an intensification of this relationship in the very near term, while the 90-day readings hovering near zero for most indices underscore how transient this latest bout of rate sensitivity has been so far.</w:t>
+        <w:t>Rates correlations: Over the last 30 trading days, broad U. S. equities show a moderate negative linkage to 10-year yields, with the S&amp;P 500 and Nasdaq 100 both more rate-sensitive than small caps, whose relationship is relatively contained. The stronger 15D negatives for SPX and XLU suggest rate moves have recently weighed more heavily on large caps and defensives, while the near-zero 90D readings for most equity indexes point to a much weaker connection over the longer window.</w:t>
       </w:r>
     </w:p>
     <w:sectPr>

--- a/data/tnx_correlation_bottom_line.docx
+++ b/data/tnx_correlation_bottom_line.docx
@@ -4,7 +4,7 @@
   <w:body>
     <w:p>
       <w:r>
-        <w:t>Rates correlations: Over the last 30 trading days, broad U. S. equities show a moderate negative linkage to 10-year yields, with the S&amp;P 500 and Nasdaq 100 both more rate-sensitive than small caps, whose relationship is relatively contained. The stronger 15D negatives for SPX and XLU suggest rate moves have recently weighed more heavily on large caps and defensives, while the near-zero 90D readings for most equity indexes point to a much weaker connection over the longer window.</w:t>
+        <w:t>Rates correlations: Over the past 30 trading days, broad U. S. equities and growth stocks (SPX, NDX) have shown a moderate negative linkage to moves in the 10-year yield, implying that rising rates have recently tended to pressure these indexes. Rate sensitivity for small caps, financials, and utilities is relatively contained on this window, with only mild directional pull from yields.</w:t>
       </w:r>
     </w:p>
     <w:sectPr>

--- a/data/tnx_correlation_bottom_line.docx
+++ b/data/tnx_correlation_bottom_line.docx
@@ -4,7 +4,7 @@
   <w:body>
     <w:p>
       <w:r>
-        <w:t>Rates correlations: Over the past 30 trading days, broad U. S. equities and growth stocks (SPX, NDX) have shown a moderate negative linkage to moves in the 10-year yield, implying that rising rates have recently tended to pressure these indexes. Rate sensitivity for small caps, financials, and utilities is relatively contained on this window, with only mild directional pull from yields.</w:t>
+        <w:t>Rates correlations: Over the past 30 trading days, broad U. S. equities and growth stocks (SPX and NDX) have shown a moderate inverse relationship with 10-year yields, indicating that rising rates have tended to coincide with equity weakness, especially recently. Small caps, financials, and utilities all show relatively contained 30-day rate sensitivity, with only mild negative linkage despite their reputations for being rate-exposed.</w:t>
       </w:r>
     </w:p>
     <w:sectPr>

--- a/data/tnx_correlation_bottom_line.docx
+++ b/data/tnx_correlation_bottom_line.docx
@@ -4,7 +4,7 @@
   <w:body>
     <w:p>
       <w:r>
-        <w:t>Rates correlations: Over the past 30 trading days, broad U. S. equities and growth stocks (SPX and NDX) have shown a moderate inverse relationship with 10-year yields, indicating that rising rates have tended to coincide with equity weakness, especially recently. Small caps, financials, and utilities all show relatively contained 30-day rate sensitivity, with only mild negative linkage despite their reputations for being rate-exposed.</w:t>
+        <w:t>Rates correlations: Over the last 30 trading days, broad U. S. equities (both the S&amp;P 500 and Nasdaq 100) show a moderate inverse relationship to 10-year yields, indicating stocks have generally struggled on days when rates move higher, while the Russell 2000 and Financials show only contained rate sensitivity. Utilities are also negatively linked to yields, but that effect is milder on a 30-day view than the sharper short-term pullback seen in the 15-day window.</w:t>
       </w:r>
     </w:p>
     <w:sectPr>

--- a/data/tnx_correlation_bottom_line.docx
+++ b/data/tnx_correlation_bottom_line.docx
@@ -4,7 +4,7 @@
   <w:body>
     <w:p>
       <w:r>
-        <w:t>Rates correlations: Over the last 30 trading days, broad U. S. equities (both the S&amp;P 500 and Nasdaq 100) show a moderate inverse relationship to 10-year yields, indicating stocks have generally struggled on days when rates move higher, while the Russell 2000 and Financials show only contained rate sensitivity. Utilities are also negatively linked to yields, but that effect is milder on a 30-day view than the sharper short-term pullback seen in the 15-day window.</w:t>
+        <w:t>Rates correlations: Equities show mild, mixed sensitivity to 10-year yields over the past 30 trading days, with the S&amp;P 500 and Nasdaq 100 modestly negative and Russell 2000 barely linked, suggesting broad stocks are not tightly tethered to day-to-day rate moves right now. Utilities retain a more defensive, rate‑sensitive profile, but that influence is only modest at 30 days and weaker than their sharper 15-day reaction. Financials show very little 30-day correlation, indicating that recent moves in bank and financial stocks have not closely tracked changes in yields.</w:t>
       </w:r>
     </w:p>
     <w:sectPr>

--- a/data/tnx_correlation_bottom_line.docx
+++ b/data/tnx_correlation_bottom_line.docx
@@ -4,7 +4,7 @@
   <w:body>
     <w:p>
       <w:r>
-        <w:t>Rates correlations: Equities show mild, mixed sensitivity to 10-year yields over the past 30 trading days, with the S&amp;P 500 and Nasdaq 100 modestly negative and Russell 2000 barely linked, suggesting broad stocks are not tightly tethered to day-to-day rate moves right now. Utilities retain a more defensive, rate‑sensitive profile, but that influence is only modest at 30 days and weaker than their sharper 15-day reaction. Financials show very little 30-day correlation, indicating that recent moves in bank and financial stocks have not closely tracked changes in yields.</w:t>
+        <w:t>Rates correlations: Over the last 30 trading days, broad U. S. equities have shown moderate inverse sensitivity to moves in the 10-year yield, with the S&amp;P 500 and Nasdaq 100 both trading somewhat weaker on days when yields rise, while small caps, financials, and utilities show only contained rate linkage. The near-zero 90D correlations for most equity indexes suggest that this negative relationship is more of a recent feature than a persistent pattern.</w:t>
       </w:r>
     </w:p>
     <w:sectPr>

--- a/data/tnx_correlation_bottom_line.docx
+++ b/data/tnx_correlation_bottom_line.docx
@@ -4,7 +4,7 @@
   <w:body>
     <w:p>
       <w:r>
-        <w:t>Rates correlations: Over the last 30 trading days, broad U. S. equities have shown moderate inverse sensitivity to moves in the 10-year yield, with the S&amp;P 500 and Nasdaq 100 both trading somewhat weaker on days when yields rise, while small caps, financials, and utilities show only contained rate linkage. The near-zero 90D correlations for most equity indexes suggest that this negative relationship is more of a recent feature than a persistent pattern.</w:t>
+        <w:t>Rates correlations: Over the last 30 trading days, broad equities and sector indexes show only mild day‑to‑day linkage to moves in the 10-year yield, with the S&amp;P 500 and Nasdaq 100 slightly tending to slip when yields rise and the Russell 2000 and Financials sitting near zero sensitivity. Utilities remain the most rate‑aware equity sector, but even there the correlation has eased to a modest negative reading compared with the stronger tilt seen over 15 and 90 days. Overall, rate sensitivity across these equity benchmarks is dispersed and relatively contained rather than concentrated in a single index.</w:t>
       </w:r>
     </w:p>
     <w:sectPr>

--- a/data/tnx_correlation_bottom_line.docx
+++ b/data/tnx_correlation_bottom_line.docx
@@ -4,7 +4,7 @@
   <w:body>
     <w:p>
       <w:r>
-        <w:t>Rates correlations: Over the last 30 trading days, broad equities and sector indexes show only mild day‑to‑day linkage to moves in the 10-year yield, with the S&amp;P 500 and Nasdaq 100 slightly tending to slip when yields rise and the Russell 2000 and Financials sitting near zero sensitivity. Utilities remain the most rate‑aware equity sector, but even there the correlation has eased to a modest negative reading compared with the stronger tilt seen over 15 and 90 days. Overall, rate sensitivity across these equity benchmarks is dispersed and relatively contained rather than concentrated in a single index.</w:t>
+        <w:t>Rates correlations: Over the last 30 trading days, broad U. S. equities (SPX, NDX, RUT) and financials have shown only mild, contained sensitivity to moves in the 10-year yield, with correlations hovering near zero. Utilities stand out as the most rate‑sensitive equity sector, with a consistently negative relationship to yields over 15D, 30D, and 90D, though that influence is not dominant across the equity complex.</w:t>
       </w:r>
     </w:p>
     <w:sectPr>

--- a/data/tnx_correlation_bottom_line.docx
+++ b/data/tnx_correlation_bottom_line.docx
@@ -4,7 +4,7 @@
   <w:body>
     <w:p>
       <w:r>
-        <w:t>Rates correlations: Over the last 30 trading days, broad U. S. equities (SPX, NDX, RUT) and financials have shown only mild, contained sensitivity to moves in the 10-year yield, with correlations hovering near zero. Utilities stand out as the most rate‑sensitive equity sector, with a consistently negative relationship to yields over 15D, 30D, and 90D, though that influence is not dominant across the equity complex.</w:t>
+        <w:t>Rates correlations: Over the last 30 trading days, broad U. S. equities (SPX, NDX, RUT) and Financials have shown only mild day-to-day linkage to moves in the 10-year yield, suggesting relatively diffuse and modest rate sensitivity across major risk indices. Utilities remain the most rate-sensitive equity sector in this group, with a clearly negative correlation that is meaningful but still contained versus historical extremes.</w:t>
       </w:r>
     </w:p>
     <w:sectPr>

--- a/data/tnx_correlation_bottom_line.docx
+++ b/data/tnx_correlation_bottom_line.docx
@@ -4,7 +4,7 @@
   <w:body>
     <w:p>
       <w:r>
-        <w:t>Rates correlations: Over the last 30 trading days, broad U. S. equities (SPX, NDX, RUT) and Financials have shown only mild day-to-day linkage to moves in the 10-year yield, suggesting relatively diffuse and modest rate sensitivity across major risk indices. Utilities remain the most rate-sensitive equity sector in this group, with a clearly negative correlation that is meaningful but still contained versus historical extremes.</w:t>
+        <w:t>Rates correlations: Over the last 30 trading days, broad U. S. equity indexes and Financials have shown only mild day‑to‑day linkage to moves in the 10‑year yield, implying relatively diffuse rate sensitivity across those sectors. Utilities remain the clearest equity laggard vs.</w:t>
       </w:r>
     </w:p>
     <w:sectPr>
